--- a/Отчеты/lab_2_smirnov.docx
+++ b/Отчеты/lab_2_smirnov.docx
@@ -19,171 +19,15 @@
           <w:sz w:val="28"/>
           <w:szCs w:val="28"/>
         </w:rPr>
-        <w:t>МИНИСТЕРСТВО</w:t>
-      </w:r>
-      <w:r>
-        <w:rPr>
-          <w:rFonts w:ascii="Times New Roman" w:hAnsi="Times New Roman" w:cs="Times New Roman"/>
-          <w:bCs/>
-          <w:sz w:val="28"/>
-          <w:szCs w:val="28"/>
-        </w:rPr>
-        <w:t xml:space="preserve"> </w:t>
-      </w:r>
-      <w:r>
-        <w:rPr>
-          <w:rFonts w:ascii="Times New Roman" w:hAnsi="Times New Roman" w:cs="Times New Roman"/>
-          <w:bCs/>
-          <w:sz w:val="28"/>
-          <w:szCs w:val="28"/>
-        </w:rPr>
-        <w:t>НАУКИ</w:t>
-      </w:r>
-      <w:r>
-        <w:rPr>
-          <w:rFonts w:ascii="Times New Roman" w:hAnsi="Times New Roman" w:cs="Times New Roman"/>
-          <w:bCs/>
-          <w:sz w:val="28"/>
-          <w:szCs w:val="28"/>
-        </w:rPr>
-        <w:t xml:space="preserve"> </w:t>
-      </w:r>
-      <w:r>
-        <w:rPr>
-          <w:rFonts w:ascii="Times New Roman" w:hAnsi="Times New Roman" w:cs="Times New Roman"/>
-          <w:bCs/>
-          <w:sz w:val="28"/>
-          <w:szCs w:val="28"/>
-        </w:rPr>
-        <w:t>И</w:t>
-      </w:r>
-      <w:r>
-        <w:rPr>
-          <w:rFonts w:ascii="Times New Roman" w:hAnsi="Times New Roman" w:cs="Times New Roman"/>
-          <w:bCs/>
-          <w:sz w:val="28"/>
-          <w:szCs w:val="28"/>
-        </w:rPr>
-        <w:t xml:space="preserve"> </w:t>
-      </w:r>
-      <w:r>
-        <w:rPr>
-          <w:rFonts w:ascii="Times New Roman" w:hAnsi="Times New Roman" w:cs="Times New Roman"/>
-          <w:bCs/>
-          <w:sz w:val="28"/>
-          <w:szCs w:val="28"/>
-        </w:rPr>
-        <w:t>ВЫСШЕГО</w:t>
-      </w:r>
-      <w:r>
-        <w:rPr>
-          <w:rFonts w:ascii="Times New Roman" w:hAnsi="Times New Roman" w:cs="Times New Roman"/>
-          <w:bCs/>
-          <w:sz w:val="28"/>
-          <w:szCs w:val="28"/>
-        </w:rPr>
-        <w:t xml:space="preserve"> </w:t>
-      </w:r>
-      <w:r>
-        <w:rPr>
-          <w:rFonts w:ascii="Times New Roman" w:hAnsi="Times New Roman" w:cs="Times New Roman"/>
-          <w:bCs/>
-          <w:sz w:val="28"/>
-          <w:szCs w:val="28"/>
-        </w:rPr>
-        <w:t>ОБРАЗОВАНИЯ</w:t>
-      </w:r>
-      <w:r>
-        <w:rPr>
-          <w:rFonts w:ascii="Times New Roman" w:hAnsi="Times New Roman" w:cs="Times New Roman"/>
-          <w:bCs/>
-          <w:sz w:val="28"/>
-          <w:szCs w:val="28"/>
-        </w:rPr>
-        <w:t xml:space="preserve"> </w:t>
-      </w:r>
-      <w:r>
-        <w:rPr>
-          <w:rFonts w:ascii="Times New Roman" w:hAnsi="Times New Roman" w:cs="Times New Roman"/>
-          <w:bCs/>
-          <w:sz w:val="28"/>
-          <w:szCs w:val="28"/>
-        </w:rPr>
-        <w:t>РОССИЙСКОЙ</w:t>
-      </w:r>
-      <w:r>
-        <w:rPr>
-          <w:rFonts w:ascii="Times New Roman" w:hAnsi="Times New Roman" w:cs="Times New Roman"/>
-          <w:bCs/>
-          <w:sz w:val="28"/>
-          <w:szCs w:val="28"/>
-        </w:rPr>
-        <w:t xml:space="preserve"> </w:t>
-      </w:r>
-      <w:r>
-        <w:rPr>
-          <w:rFonts w:ascii="Times New Roman" w:hAnsi="Times New Roman" w:cs="Times New Roman"/>
-          <w:bCs/>
-          <w:sz w:val="28"/>
-          <w:szCs w:val="28"/>
-        </w:rPr>
-        <w:t>ФЕДЕРАЦИИ</w:t>
-      </w:r>
-      <w:r>
-        <w:rPr>
-          <w:rFonts w:ascii="Times New Roman" w:hAnsi="Times New Roman" w:cs="Times New Roman"/>
-          <w:sz w:val="28"/>
-          <w:szCs w:val="28"/>
-        </w:rPr>
-        <w:t>ФЕДЕРАЛЬНОЕ</w:t>
-      </w:r>
-      <w:r>
-        <w:rPr>
-          <w:rFonts w:ascii="Times New Roman" w:hAnsi="Times New Roman" w:cs="Times New Roman"/>
-          <w:sz w:val="28"/>
-          <w:szCs w:val="28"/>
-        </w:rPr>
-        <w:t xml:space="preserve"> </w:t>
-      </w:r>
-      <w:r>
-        <w:rPr>
-          <w:rFonts w:ascii="Times New Roman" w:hAnsi="Times New Roman" w:cs="Times New Roman"/>
-          <w:sz w:val="28"/>
-          <w:szCs w:val="28"/>
-        </w:rPr>
-        <w:t>ГОСУДАРСТВЕННОЕ</w:t>
-      </w:r>
-      <w:r>
-        <w:rPr>
-          <w:rFonts w:ascii="Times New Roman" w:hAnsi="Times New Roman" w:cs="Times New Roman"/>
-          <w:sz w:val="28"/>
-          <w:szCs w:val="28"/>
-        </w:rPr>
-        <w:t xml:space="preserve"> </w:t>
-      </w:r>
-      <w:r>
-        <w:rPr>
-          <w:rFonts w:ascii="Times New Roman" w:hAnsi="Times New Roman" w:cs="Times New Roman"/>
-          <w:sz w:val="28"/>
-          <w:szCs w:val="28"/>
-        </w:rPr>
-        <w:t>БЮДЖЕТНОЕ</w:t>
-      </w:r>
-      <w:r>
-        <w:rPr>
-          <w:rFonts w:ascii="Times New Roman" w:hAnsi="Times New Roman" w:cs="Times New Roman"/>
-          <w:sz w:val="28"/>
-          <w:szCs w:val="28"/>
-        </w:rPr>
-        <w:t xml:space="preserve"> </w:t>
-      </w:r>
-      <w:r>
-        <w:rPr>
-          <w:rFonts w:ascii="Times New Roman" w:hAnsi="Times New Roman" w:cs="Times New Roman"/>
-          <w:sz w:val="28"/>
-          <w:szCs w:val="28"/>
-        </w:rPr>
-        <w:t>ОБРАЗОВАТЕЛЬНОЕ</w:t>
+        <w:t xml:space="preserve">МИНИСТЕРСТВО НАУКИ И ВЫСШЕГО ОБРАЗОВАНИЯ РОССИЙСКОЙ ФЕДЕРАЦИИ</w:t>
+      </w:r>
+      <w:r>
+        <w:rPr>
+          <w:rFonts w:ascii="Times New Roman" w:hAnsi="Times New Roman" w:cs="Times New Roman"/>
+          <w:sz w:val="28"/>
+          <w:szCs w:val="28"/>
+        </w:rPr>
+        <w:t xml:space="preserve">ФЕДЕРАЛЬНОЕ ГОСУДАРСТВЕННОЕ БЮДЖЕТНОЕ ОБРАЗОВАТЕЛЬНОЕ</w:t>
       </w:r>
     </w:p>
     <w:p>
@@ -202,39 +46,7 @@
           <w:sz w:val="28"/>
           <w:szCs w:val="28"/>
         </w:rPr>
-        <w:t>УЧРЕЖДЕНИЕ</w:t>
-      </w:r>
-      <w:r>
-        <w:rPr>
-          <w:rFonts w:ascii="Times New Roman" w:hAnsi="Times New Roman" w:cs="Times New Roman"/>
-          <w:sz w:val="28"/>
-          <w:szCs w:val="28"/>
-        </w:rPr>
-        <w:t xml:space="preserve"> </w:t>
-      </w:r>
-      <w:r>
-        <w:rPr>
-          <w:rFonts w:ascii="Times New Roman" w:hAnsi="Times New Roman" w:cs="Times New Roman"/>
-          <w:sz w:val="28"/>
-          <w:szCs w:val="28"/>
-        </w:rPr>
-        <w:t>ВЫСШЕГО</w:t>
-      </w:r>
-      <w:r>
-        <w:rPr>
-          <w:rFonts w:ascii="Times New Roman" w:hAnsi="Times New Roman" w:cs="Times New Roman"/>
-          <w:sz w:val="28"/>
-          <w:szCs w:val="28"/>
-        </w:rPr>
-        <w:t xml:space="preserve"> </w:t>
-      </w:r>
-      <w:r>
-        <w:rPr>
-          <w:rFonts w:ascii="Times New Roman" w:hAnsi="Times New Roman" w:cs="Times New Roman"/>
-          <w:sz w:val="28"/>
-          <w:szCs w:val="28"/>
-        </w:rPr>
-        <w:t>ОБРАЗОВАНИЯ</w:t>
+        <w:t xml:space="preserve">УЧРЕЖДЕНИЕ ВЫСШЕГО ОБРАЗОВАНИЯ</w:t>
       </w:r>
     </w:p>
     <w:p>
@@ -263,61 +75,7 @@
           <w:sz w:val="28"/>
           <w:szCs w:val="28"/>
         </w:rPr>
-        <w:t>ПОВОЛЖСКИЙ</w:t>
-      </w:r>
-      <w:r>
-        <w:rPr>
-          <w:rFonts w:ascii="Times New Roman" w:hAnsi="Times New Roman" w:cs="Times New Roman"/>
-          <w:color w:val="000000" w:themeColor="text1"/>
-          <w:sz w:val="28"/>
-          <w:szCs w:val="28"/>
-        </w:rPr>
-        <w:t xml:space="preserve"> </w:t>
-      </w:r>
-      <w:r>
-        <w:rPr>
-          <w:rFonts w:ascii="Times New Roman" w:hAnsi="Times New Roman" w:cs="Times New Roman"/>
-          <w:color w:val="000000" w:themeColor="text1"/>
-          <w:sz w:val="28"/>
-          <w:szCs w:val="28"/>
-        </w:rPr>
-        <w:t>ГОСУДАРСТВЕННЫЙ</w:t>
-      </w:r>
-      <w:r>
-        <w:rPr>
-          <w:rFonts w:ascii="Times New Roman" w:hAnsi="Times New Roman" w:cs="Times New Roman"/>
-          <w:color w:val="000000" w:themeColor="text1"/>
-          <w:sz w:val="28"/>
-          <w:szCs w:val="28"/>
-        </w:rPr>
-        <w:t xml:space="preserve"> </w:t>
-      </w:r>
-      <w:r>
-        <w:rPr>
-          <w:rFonts w:ascii="Times New Roman" w:hAnsi="Times New Roman" w:cs="Times New Roman"/>
-          <w:color w:val="000000" w:themeColor="text1"/>
-          <w:sz w:val="28"/>
-          <w:szCs w:val="28"/>
-        </w:rPr>
-        <w:t>ТЕХНОЛОГИЧЕСКИЙ</w:t>
-      </w:r>
-      <w:r>
-        <w:rPr>
-          <w:rFonts w:ascii="Times New Roman" w:hAnsi="Times New Roman" w:cs="Times New Roman"/>
-          <w:color w:val="000000" w:themeColor="text1"/>
-          <w:sz w:val="28"/>
-          <w:szCs w:val="28"/>
-        </w:rPr>
-        <w:t xml:space="preserve"> </w:t>
-      </w:r>
-      <w:r>
-        <w:rPr>
-          <w:rFonts w:ascii="Times New Roman" w:hAnsi="Times New Roman" w:cs="Times New Roman"/>
-          <w:color w:val="000000" w:themeColor="text1"/>
-          <w:sz w:val="28"/>
-          <w:szCs w:val="28"/>
-        </w:rPr>
-        <w:t>УНИВЕРСИТЕТ»</w:t>
+        <w:t xml:space="preserve">ПОВОЛЖСКИЙ ГОСУДАРСТВЕННЫЙ ТЕХНОЛОГИЧЕСКИЙ УНИВЕРСИТЕТ»</w:t>
       </w:r>
     </w:p>
     <w:p>
@@ -371,61 +129,7 @@
           <w:sz w:val="28"/>
           <w:szCs w:val="28"/>
         </w:rPr>
-        <w:t>Кафедра</w:t>
-      </w:r>
-      <w:r>
-        <w:rPr>
-          <w:rFonts w:ascii="Times New Roman" w:hAnsi="Times New Roman" w:cs="Times New Roman"/>
-          <w:color w:val="000000" w:themeColor="text1"/>
-          <w:sz w:val="28"/>
-          <w:szCs w:val="28"/>
-        </w:rPr>
-        <w:t xml:space="preserve"> </w:t>
-      </w:r>
-      <w:r>
-        <w:rPr>
-          <w:rFonts w:ascii="Times New Roman" w:hAnsi="Times New Roman" w:cs="Times New Roman"/>
-          <w:color w:val="000000" w:themeColor="text1"/>
-          <w:sz w:val="28"/>
-          <w:szCs w:val="28"/>
-        </w:rPr>
-        <w:t>радиотехники</w:t>
-      </w:r>
-      <w:r>
-        <w:rPr>
-          <w:rFonts w:ascii="Times New Roman" w:hAnsi="Times New Roman" w:cs="Times New Roman"/>
-          <w:color w:val="000000" w:themeColor="text1"/>
-          <w:sz w:val="28"/>
-          <w:szCs w:val="28"/>
-        </w:rPr>
-        <w:t xml:space="preserve"> </w:t>
-      </w:r>
-      <w:r>
-        <w:rPr>
-          <w:rFonts w:ascii="Times New Roman" w:hAnsi="Times New Roman" w:cs="Times New Roman"/>
-          <w:color w:val="000000" w:themeColor="text1"/>
-          <w:sz w:val="28"/>
-          <w:szCs w:val="28"/>
-        </w:rPr>
-        <w:t>и</w:t>
-      </w:r>
-      <w:r>
-        <w:rPr>
-          <w:rFonts w:ascii="Times New Roman" w:hAnsi="Times New Roman" w:cs="Times New Roman"/>
-          <w:color w:val="000000" w:themeColor="text1"/>
-          <w:sz w:val="28"/>
-          <w:szCs w:val="28"/>
-        </w:rPr>
-        <w:t xml:space="preserve"> </w:t>
-      </w:r>
-      <w:r>
-        <w:rPr>
-          <w:rFonts w:ascii="Times New Roman" w:hAnsi="Times New Roman" w:cs="Times New Roman"/>
-          <w:color w:val="000000" w:themeColor="text1"/>
-          <w:sz w:val="28"/>
-          <w:szCs w:val="28"/>
-        </w:rPr>
-        <w:t>связи</w:t>
+        <w:t xml:space="preserve">Кафедра радиотехники и связи</w:t>
       </w:r>
     </w:p>
     <w:p>
@@ -501,55 +205,7 @@
           <w:sz w:val="28"/>
           <w:szCs w:val="28"/>
         </w:rPr>
-        <w:t>по</w:t>
-      </w:r>
-      <w:r>
-        <w:rPr>
-          <w:rFonts w:ascii="Times New Roman" w:hAnsi="Times New Roman" w:cs="Times New Roman"/>
-          <w:sz w:val="28"/>
-          <w:szCs w:val="28"/>
-        </w:rPr>
-        <w:t xml:space="preserve"> лабораторной </w:t>
-      </w:r>
-      <w:r>
-        <w:rPr>
-          <w:rFonts w:ascii="Times New Roman" w:hAnsi="Times New Roman" w:cs="Times New Roman"/>
-          <w:sz w:val="28"/>
-          <w:szCs w:val="28"/>
-        </w:rPr>
-        <w:t>работе</w:t>
-      </w:r>
-      <w:r>
-        <w:rPr>
-          <w:rFonts w:ascii="Times New Roman" w:hAnsi="Times New Roman" w:cs="Times New Roman"/>
-          <w:sz w:val="28"/>
-          <w:szCs w:val="28"/>
-        </w:rPr>
-        <w:t xml:space="preserve"> </w:t>
-      </w:r>
-      <w:r>
-        <w:rPr>
-          <w:rFonts w:ascii="Times New Roman" w:hAnsi="Times New Roman" w:cs="Times New Roman"/>
-          <w:sz w:val="28"/>
-          <w:szCs w:val="28"/>
-        </w:rPr>
-        <w:t>№</w:t>
-      </w:r>
-      <w:r>
-        <w:rPr>
-          <w:rFonts w:ascii="Times New Roman" w:hAnsi="Times New Roman" w:cs="Times New Roman"/>
-          <w:sz w:val="28"/>
-          <w:szCs w:val="28"/>
-        </w:rPr>
-        <w:t xml:space="preserve"> </w:t>
-      </w:r>
-      <w:r>
-        <w:rPr>
-          <w:rFonts w:ascii="Times New Roman" w:hAnsi="Times New Roman" w:cs="Times New Roman"/>
-          <w:sz w:val="28"/>
-          <w:szCs w:val="28"/>
-        </w:rPr>
-        <w:t>2</w:t>
+        <w:t xml:space="preserve">по лабораторной работе № 2</w:t>
       </w:r>
     </w:p>
     <w:p>
@@ -568,23 +224,7 @@
           <w:sz w:val="28"/>
           <w:szCs w:val="28"/>
         </w:rPr>
-        <w:t>«</w:t>
-      </w:r>
-      <w:r>
-        <w:rPr>
-          <w:rFonts w:ascii="Times New Roman" w:hAnsi="Times New Roman" w:cs="Times New Roman"/>
-          <w:sz w:val="28"/>
-          <w:szCs w:val="28"/>
-        </w:rPr>
-        <w:t>________________________________</w:t>
-      </w:r>
-      <w:r>
-        <w:rPr>
-          <w:rFonts w:ascii="Times New Roman" w:hAnsi="Times New Roman" w:cs="Times New Roman"/>
-          <w:sz w:val="28"/>
-          <w:szCs w:val="28"/>
-        </w:rPr>
-        <w:t>»</w:t>
+        <w:t>«Исследование статистических характеристик случайного шума»</w:t>
       </w:r>
     </w:p>
     <w:p>
@@ -609,7 +249,17 @@
           <w:szCs w:val="28"/>
           <w:lang w:val="ru-RU"/>
         </w:rPr>
-        <w:t>по</w:t>
+        <w:t xml:space="preserve">по дисциплине «</w:t>
+      </w:r>
+      <w:r>
+        <w:rPr>
+          <w:rFonts w:ascii="Times New Roman" w:hAnsi="Times New Roman"/>
+          <w:kern w:val="28"/>
+          <w:sz w:val="28"/>
+          <w:szCs w:val="28"/>
+          <w:lang w:val="ru-RU"/>
+        </w:rPr>
+        <w:t>Моделирование систем</w:t>
       </w:r>
       <w:r>
         <w:rPr>
@@ -620,60 +270,6 @@
           <w:szCs w:val="28"/>
           <w:lang w:val="ru-RU"/>
         </w:rPr>
-        <w:t xml:space="preserve"> </w:t>
-      </w:r>
-      <w:r>
-        <w:rPr>
-          <w:rFonts w:ascii="Times New Roman" w:hAnsi="Times New Roman"/>
-          <w:b w:val="0"/>
-          <w:kern w:val="28"/>
-          <w:sz w:val="28"/>
-          <w:szCs w:val="28"/>
-          <w:lang w:val="ru-RU"/>
-        </w:rPr>
-        <w:t>дисциплине</w:t>
-      </w:r>
-      <w:r>
-        <w:rPr>
-          <w:rFonts w:ascii="Times New Roman" w:hAnsi="Times New Roman"/>
-          <w:b w:val="0"/>
-          <w:kern w:val="28"/>
-          <w:sz w:val="28"/>
-          <w:szCs w:val="28"/>
-          <w:lang w:val="ru-RU"/>
-        </w:rPr>
-        <w:t xml:space="preserve"> </w:t>
-      </w:r>
-      <w:r>
-        <w:rPr>
-          <w:rFonts w:ascii="Times New Roman" w:hAnsi="Times New Roman"/>
-          <w:b w:val="0"/>
-          <w:kern w:val="28"/>
-          <w:sz w:val="28"/>
-          <w:szCs w:val="28"/>
-          <w:lang w:val="ru-RU"/>
-        </w:rPr>
-        <w:t>«</w:t>
-      </w:r>
-      <w:r>
-        <w:rPr>
-          <w:rFonts w:ascii="Times New Roman" w:hAnsi="Times New Roman"/>
-          <w:kern w:val="28"/>
-          <w:sz w:val="28"/>
-          <w:szCs w:val="28"/>
-          <w:lang w:val="ru-RU"/>
-        </w:rPr>
-        <w:t>Моделирование систем</w:t>
-      </w:r>
-      <w:r>
-        <w:rPr>
-          <w:rFonts w:ascii="Times New Roman" w:hAnsi="Times New Roman"/>
-          <w:b w:val="0"/>
-          <w:kern w:val="28"/>
-          <w:sz w:val="28"/>
-          <w:szCs w:val="28"/>
-          <w:lang w:val="ru-RU"/>
-        </w:rPr>
         <w:t>»</w:t>
       </w:r>
     </w:p>
@@ -756,91 +352,7 @@
           <w:color w:val="000000" w:themeColor="text1"/>
           <w:szCs w:val="28"/>
         </w:rPr>
-        <w:t>Выполнил:</w:t>
-      </w:r>
-      <w:r>
-        <w:rPr>
-          <w:color w:val="000000" w:themeColor="text1"/>
-          <w:szCs w:val="28"/>
-        </w:rPr>
-        <w:t xml:space="preserve"> </w:t>
-      </w:r>
-      <w:r>
-        <w:rPr>
-          <w:color w:val="000000" w:themeColor="text1"/>
-          <w:szCs w:val="28"/>
-        </w:rPr>
-        <w:t>обучающийся</w:t>
-      </w:r>
-      <w:r>
-        <w:rPr>
-          <w:color w:val="000000" w:themeColor="text1"/>
-          <w:szCs w:val="28"/>
-        </w:rPr>
-        <w:t xml:space="preserve"> </w:t>
-      </w:r>
-      <w:r>
-        <w:rPr>
-          <w:color w:val="000000" w:themeColor="text1"/>
-          <w:szCs w:val="28"/>
-        </w:rPr>
-        <w:t>гр.</w:t>
-      </w:r>
-      <w:r>
-        <w:rPr>
-          <w:color w:val="000000" w:themeColor="text1"/>
-          <w:szCs w:val="28"/>
-        </w:rPr>
-        <w:t xml:space="preserve"> </w:t>
-      </w:r>
-      <w:r>
-        <w:rPr>
-          <w:color w:val="000000" w:themeColor="text1"/>
-          <w:szCs w:val="28"/>
-        </w:rPr>
-        <w:t>ИСТ-</w:t>
-      </w:r>
-      <w:r>
-        <w:rPr>
-          <w:color w:val="000000" w:themeColor="text1"/>
-          <w:szCs w:val="28"/>
-        </w:rPr>
-        <w:t>3</w:t>
-      </w:r>
-      <w:r>
-        <w:rPr>
-          <w:color w:val="000000" w:themeColor="text1"/>
-          <w:szCs w:val="28"/>
-        </w:rPr>
-        <w:t>3</w:t>
-      </w:r>
-      <w:r>
-        <w:rPr>
-          <w:color w:val="000000" w:themeColor="text1"/>
-          <w:szCs w:val="28"/>
-        </w:rPr>
-        <w:t xml:space="preserve"> </w:t>
-      </w:r>
-      <w:r>
-        <w:rPr>
-          <w:color w:val="000000" w:themeColor="text1"/>
-          <w:szCs w:val="28"/>
-        </w:rPr>
-        <w:t>Смирнов</w:t>
-      </w:r>
-      <w:r>
-        <w:rPr>
-          <w:color w:val="000000" w:themeColor="text1"/>
-          <w:szCs w:val="28"/>
-        </w:rPr>
-        <w:t xml:space="preserve"> </w:t>
-      </w:r>
-      <w:r>
-        <w:rPr>
-          <w:color w:val="000000" w:themeColor="text1"/>
-          <w:szCs w:val="28"/>
-        </w:rPr>
-        <w:t>Н.Р.</w:t>
+        <w:t xml:space="preserve">Выполнил: обучающийся гр. ИСТ-33 Смирнов Н.Р.</w:t>
       </w:r>
     </w:p>
     <w:p>
@@ -858,35 +370,7 @@
           <w:color w:val="000000" w:themeColor="text1"/>
           <w:szCs w:val="28"/>
         </w:rPr>
-        <w:t>Направление</w:t>
-      </w:r>
-      <w:r>
-        <w:rPr>
-          <w:color w:val="000000" w:themeColor="text1"/>
-          <w:szCs w:val="28"/>
-        </w:rPr>
-        <w:t xml:space="preserve"> </w:t>
-      </w:r>
-      <w:r>
-        <w:rPr>
-          <w:color w:val="000000" w:themeColor="text1"/>
-          <w:szCs w:val="28"/>
-        </w:rPr>
-        <w:t>подготовки:</w:t>
-      </w:r>
-      <w:r>
-        <w:rPr>
-          <w:color w:val="000000" w:themeColor="text1"/>
-          <w:szCs w:val="28"/>
-        </w:rPr>
-        <w:t xml:space="preserve"> </w:t>
-      </w:r>
-      <w:r>
-        <w:rPr>
-          <w:color w:val="000000" w:themeColor="text1"/>
-          <w:szCs w:val="28"/>
-        </w:rPr>
-        <w:t>09.03.02.</w:t>
+        <w:t xml:space="preserve">Направление подготовки: 09.03.02.</w:t>
       </w:r>
     </w:p>
     <w:p>
@@ -947,16 +431,7 @@
           <w:sz w:val="28"/>
           <w:szCs w:val="28"/>
         </w:rPr>
-        <w:t>Проверил(а)</w:t>
-      </w:r>
-      <w:r>
-        <w:rPr>
-          <w:rFonts w:ascii="Times New Roman" w:hAnsi="Times New Roman" w:cs="Times New Roman"/>
-          <w:color w:val="000000" w:themeColor="text1"/>
-          <w:sz w:val="28"/>
-          <w:szCs w:val="28"/>
-        </w:rPr>
-        <w:t>:</w:t>
+        <w:t>Проверил(а):</w:t>
       </w:r>
     </w:p>
     <w:p>
@@ -1038,21 +513,7 @@
           <w:color w:val="000000" w:themeColor="text1"/>
           <w:szCs w:val="28"/>
         </w:rPr>
-        <w:t>Оценка</w:t>
-      </w:r>
-      <w:r>
-        <w:rPr>
-          <w:color w:val="000000" w:themeColor="text1"/>
-          <w:szCs w:val="28"/>
-        </w:rPr>
-        <w:t xml:space="preserve"> </w:t>
-      </w:r>
-      <w:r>
-        <w:rPr>
-          <w:color w:val="000000" w:themeColor="text1"/>
-          <w:szCs w:val="28"/>
-        </w:rPr>
-        <w:t>________________________</w:t>
+        <w:t xml:space="preserve">Оценка ________________________</w:t>
       </w:r>
     </w:p>
     <w:p>
@@ -1134,16 +595,7 @@
           <w:sz w:val="28"/>
           <w:szCs w:val="28"/>
         </w:rPr>
-        <w:t>202</w:t>
-      </w:r>
-      <w:r>
-        <w:rPr>
-          <w:rFonts w:ascii="Times New Roman" w:hAnsi="Times New Roman" w:cs="Times New Roman"/>
-          <w:color w:val="000000" w:themeColor="text1"/>
-          <w:sz w:val="28"/>
-          <w:szCs w:val="28"/>
-        </w:rPr>
-        <w:t>5</w:t>
+        <w:t>2026</w:t>
       </w:r>
       <w:r>
         <w:rPr>
@@ -1198,7 +650,7 @@
           <w:sz w:val="28"/>
           <w:szCs w:val="28"/>
         </w:rPr>
-        <w:t>Изучить статистические характеристики случайного шума, научиться генерировать шум в Simulink, выгружать данные в , рассчитывать математическое ожидание, дисперсию и среднеквадратическое отклонение, строить гистограмму распределения и сравнивать экспериментальное распределение с теоретическим нормальным законом.</w:t>
+        <w:t>Изучить статистические характеристики случайного шума, научиться генерировать шум в Simulink, выгружать данные в MATLAB, рассчитывать математическое ожидание, дисперсию и среднеквадратическое отклонение, строить гистограмму распределения и сравнивать экспериментальное распределение с теоретическим нормальным законом.</w:t>
       </w:r>
     </w:p>
     <w:p>
@@ -1778,8 +1230,6 @@
       <w:r>
         <w:rPr>
           <w:rFonts w:ascii="Times New Roman" w:hAnsi="Times New Roman" w:cs="Times New Roman"/>
-          <w:b/>
-          <w:bCs/>
           <w:sz w:val="28"/>
           <w:szCs w:val="28"/>
         </w:rPr>
@@ -1796,8 +1246,6 @@
       <w:r>
         <w:rPr>
           <w:rFonts w:ascii="Times New Roman" w:hAnsi="Times New Roman" w:cs="Times New Roman"/>
-          <w:b/>
-          <w:bCs/>
           <w:sz w:val="28"/>
           <w:szCs w:val="28"/>
         </w:rPr>
@@ -1814,8 +1262,6 @@
       <w:r>
         <w:rPr>
           <w:rFonts w:ascii="Times New Roman" w:hAnsi="Times New Roman" w:cs="Times New Roman"/>
-          <w:b/>
-          <w:bCs/>
           <w:sz w:val="28"/>
           <w:szCs w:val="28"/>
         </w:rPr>
@@ -1893,8 +1339,6 @@
       <w:r>
         <w:rPr>
           <w:rFonts w:ascii="Times New Roman" w:hAnsi="Times New Roman" w:cs="Times New Roman"/>
-          <w:b/>
-          <w:bCs/>
           <w:sz w:val="28"/>
           <w:szCs w:val="28"/>
           <w:lang w:val="en-US"/>
@@ -1963,214 +1407,272 @@
       <w:r>
         <w:rPr>
           <w:rFonts w:ascii="Times New Roman" w:hAnsi="Times New Roman" w:cs="Times New Roman"/>
+          <w:sz w:val="28"/>
+          <w:szCs w:val="28"/>
+        </w:rPr>
+        <w:t>To Workspace</w:t>
+      </w:r>
+      <w:r>
+        <w:rPr>
+          <w:rFonts w:ascii="Times New Roman" w:hAnsi="Times New Roman" w:cs="Times New Roman"/>
+          <w:sz w:val="28"/>
+          <w:szCs w:val="28"/>
+        </w:rPr>
+        <w:t xml:space="preserve"> (Sinks) — сохранение данных в рабочее пространство MATLAB.</w:t>
+      </w:r>
+    </w:p>
+    <w:p>
+      <w:pPr>
+        <w:spacing w:after="0" w:line="360" w:lineRule="auto"/>
+        <w:ind w:firstLine="709"/>
+        <w:jc w:val="both"/>
+        <w:rPr>
+          <w:rFonts w:ascii="Times New Roman" w:hAnsi="Times New Roman" w:cs="Times New Roman"/>
+          <w:sz w:val="28"/>
+          <w:szCs w:val="28"/>
+          <w:lang w:val="en-US"/>
+        </w:rPr>
+      </w:pPr>
+      <w:r>
+        <w:rPr>
+          <w:rFonts w:ascii="Times New Roman" w:hAnsi="Times New Roman" w:cs="Times New Roman"/>
+          <w:sz w:val="28"/>
+          <w:szCs w:val="28"/>
+        </w:rPr>
+        <w:t xml:space="preserve">В настройках блока Random Number установлены параметры согласно варианту 3: </w:t>
+      </w:r>
+      <w:r>
+        <w:rPr>
+          <w:rFonts w:ascii="Times New Roman" w:hAnsi="Times New Roman" w:cs="Times New Roman"/>
+          <w:sz w:val="28"/>
+          <w:szCs w:val="28"/>
+        </w:rPr>
+        <w:t>Mean = 0</w:t>
+      </w:r>
+      <w:r>
+        <w:rPr>
+          <w:rFonts w:ascii="Times New Roman" w:hAnsi="Times New Roman" w:cs="Times New Roman"/>
+          <w:sz w:val="28"/>
+          <w:szCs w:val="28"/>
+        </w:rPr>
+        <w:t xml:space="preserve">, </w:t>
+      </w:r>
+      <w:r>
+        <w:rPr>
+          <w:rFonts w:ascii="Times New Roman" w:hAnsi="Times New Roman" w:cs="Times New Roman"/>
+          <w:sz w:val="28"/>
+          <w:szCs w:val="28"/>
+        </w:rPr>
+        <w:t>Variance = 5</w:t>
+      </w:r>
+      <w:r>
+        <w:rPr>
+          <w:rFonts w:ascii="Times New Roman" w:hAnsi="Times New Roman" w:cs="Times New Roman"/>
+          <w:sz w:val="28"/>
+          <w:szCs w:val="28"/>
+        </w:rPr>
+        <w:t xml:space="preserve">, </w:t>
+      </w:r>
+      <w:r>
+        <w:rPr>
+          <w:rFonts w:ascii="Times New Roman" w:hAnsi="Times New Roman" w:cs="Times New Roman"/>
+          <w:sz w:val="28"/>
+          <w:szCs w:val="28"/>
+        </w:rPr>
+        <w:t>Sample time = 0.01</w:t>
+      </w:r>
+      <w:r>
+        <w:rPr>
+          <w:rFonts w:ascii="Times New Roman" w:hAnsi="Times New Roman" w:cs="Times New Roman"/>
+          <w:sz w:val="28"/>
+          <w:szCs w:val="28"/>
+        </w:rPr>
+        <w:t>. В</w:t>
+      </w:r>
+      <w:r>
+        <w:rPr>
+          <w:rFonts w:ascii="Times New Roman" w:hAnsi="Times New Roman" w:cs="Times New Roman"/>
+          <w:sz w:val="28"/>
+          <w:szCs w:val="28"/>
+          <w:lang w:val="en-US"/>
+        </w:rPr>
+        <w:t xml:space="preserve"> </w:t>
+      </w:r>
+      <w:r>
+        <w:rPr>
+          <w:rFonts w:ascii="Times New Roman" w:hAnsi="Times New Roman" w:cs="Times New Roman"/>
+          <w:sz w:val="28"/>
+          <w:szCs w:val="28"/>
+        </w:rPr>
+        <w:t>настройках</w:t>
+      </w:r>
+      <w:r>
+        <w:rPr>
+          <w:rFonts w:ascii="Times New Roman" w:hAnsi="Times New Roman" w:cs="Times New Roman"/>
+          <w:sz w:val="28"/>
+          <w:szCs w:val="28"/>
+          <w:lang w:val="en-US"/>
+        </w:rPr>
+        <w:t xml:space="preserve"> </w:t>
+      </w:r>
+      <w:r>
+        <w:rPr>
+          <w:rFonts w:ascii="Times New Roman" w:hAnsi="Times New Roman" w:cs="Times New Roman"/>
+          <w:sz w:val="28"/>
+          <w:szCs w:val="28"/>
+        </w:rPr>
+        <w:t>блока</w:t>
+      </w:r>
+      <w:r>
+        <w:rPr>
+          <w:rFonts w:ascii="Times New Roman" w:hAnsi="Times New Roman" w:cs="Times New Roman"/>
+          <w:sz w:val="28"/>
+          <w:szCs w:val="28"/>
+          <w:lang w:val="en-US"/>
+        </w:rPr>
+        <w:t xml:space="preserve"> To Workspace: Variable name = noise_data, Save format = Array.</w:t>
+      </w:r>
+    </w:p>
+    <w:p>
+      <w:pPr>
+        <w:spacing w:after="0" w:line="360" w:lineRule="auto"/>
+        <w:ind w:firstLine="709"/>
+        <w:jc w:val="both"/>
+        <w:rPr>
+          <w:rFonts w:ascii="Times New Roman" w:hAnsi="Times New Roman" w:cs="Times New Roman"/>
+          <w:sz w:val="28"/>
+          <w:szCs w:val="28"/>
+        </w:rPr>
+      </w:pPr>
+      <w:r>
+        <w:rPr>
+          <w:rFonts w:ascii="Times New Roman" w:hAnsi="Times New Roman" w:cs="Times New Roman"/>
+          <w:sz w:val="28"/>
+          <w:szCs w:val="28"/>
+        </w:rPr>
+        <w:t>Время</w:t>
+      </w:r>
+      <w:r>
+        <w:rPr>
+          <w:rFonts w:ascii="Times New Roman" w:hAnsi="Times New Roman" w:cs="Times New Roman"/>
+          <w:sz w:val="28"/>
+          <w:szCs w:val="28"/>
+          <w:lang w:val="en-US"/>
+        </w:rPr>
+        <w:t xml:space="preserve"> </w:t>
+      </w:r>
+      <w:r>
+        <w:rPr>
+          <w:rFonts w:ascii="Times New Roman" w:hAnsi="Times New Roman" w:cs="Times New Roman"/>
+          <w:sz w:val="28"/>
+          <w:szCs w:val="28"/>
+        </w:rPr>
+        <w:t>симуляции</w:t>
+      </w:r>
+      <w:r>
+        <w:rPr>
+          <w:rFonts w:ascii="Times New Roman" w:hAnsi="Times New Roman" w:cs="Times New Roman"/>
+          <w:sz w:val="28"/>
+          <w:szCs w:val="28"/>
+          <w:lang w:val="en-US"/>
+        </w:rPr>
+        <w:t xml:space="preserve"> — </w:t>
+      </w:r>
+      <w:r>
+        <w:rPr>
+          <w:rFonts w:ascii="Times New Roman" w:hAnsi="Times New Roman" w:cs="Times New Roman"/>
+          <w:sz w:val="28"/>
+          <w:szCs w:val="28"/>
+          <w:lang w:val="en-US"/>
+        </w:rPr>
+        <w:t xml:space="preserve">100 </w:t>
+      </w:r>
+      <w:r>
+        <w:rPr>
+          <w:rFonts w:ascii="Times New Roman" w:hAnsi="Times New Roman" w:cs="Times New Roman"/>
+          <w:sz w:val="28"/>
+          <w:szCs w:val="28"/>
+        </w:rPr>
+        <w:t>секунд</w:t>
+      </w:r>
+      <w:r>
+        <w:rPr>
+          <w:rFonts w:ascii="Times New Roman" w:hAnsi="Times New Roman" w:cs="Times New Roman"/>
+          <w:sz w:val="28"/>
+          <w:szCs w:val="28"/>
+          <w:lang w:val="en-US"/>
+        </w:rPr>
+        <w:t>.</w:t>
+      </w:r>
+    </w:p>
+    <w:p>
+      <w:pPr>
+        <w:spacing w:after="0" w:line="360" w:lineRule="auto"/>
+        <w:ind w:left="709"/>
+        <w:jc w:val="center"/>
+        <w:rPr>
+          <w:rFonts w:ascii="Times New Roman" w:hAnsi="Times New Roman" w:cs="Times New Roman"/>
+          <w:sz w:val="28"/>
+          <w:szCs w:val="28"/>
+        </w:rPr>
+      </w:pPr>
+      <w:r>
+        <w:drawing>
+          <wp:inline distT="0" distB="0" distL="0" distR="0" wp14:anchorId="31F20971" wp14:editId="2D61075F">
+            <wp:extent cx="2838846" cy="1876687"/>
+            <wp:effectExtent l="0" t="0" r="0" b="9525"/>
+            <wp:docPr id="129004256" name="Рисунок 1"/>
+            <wp:cNvGraphicFramePr>
+              <a:graphicFrameLocks xmlns:a="http://schemas.openxmlformats.org/drawingml/2006/main" noChangeAspect="1"/>
+            </wp:cNvGraphicFramePr>
+            <a:graphic xmlns:a="http://schemas.openxmlformats.org/drawingml/2006/main">
+              <a:graphicData uri="http://schemas.openxmlformats.org/drawingml/2006/picture">
+                <pic:pic xmlns:pic="http://schemas.openxmlformats.org/drawingml/2006/picture">
+                  <pic:nvPicPr>
+                    <pic:cNvPr id="129004256" name=""/>
+                    <pic:cNvPicPr/>
+                  </pic:nvPicPr>
+                  <pic:blipFill>
+                    <a:blip r:embed="rId13"/>
+                    <a:stretch>
+                      <a:fillRect/>
+                    </a:stretch>
+                  </pic:blipFill>
+                  <pic:spPr>
+                    <a:xfrm>
+                      <a:off x="0" y="0"/>
+                      <a:ext cx="2838846" cy="1876687"/>
+                    </a:xfrm>
+                    <a:prstGeom prst="rect">
+                      <a:avLst/>
+                    </a:prstGeom>
+                  </pic:spPr>
+                </pic:pic>
+              </a:graphicData>
+            </a:graphic>
+          </wp:inline>
+        </w:drawing>
+      </w:r>
+    </w:p>
+    <w:p>
+      <w:pPr>
+        <w:spacing w:after="0" w:line="360" w:lineRule="auto"/>
+        <w:jc w:val="center"/>
+        <w:rPr>
+          <w:rFonts w:ascii="Times New Roman" w:hAnsi="Times New Roman" w:cs="Times New Roman"/>
+          <w:sz w:val="28"/>
+          <w:szCs w:val="28"/>
+        </w:rPr>
+      </w:pPr>
+      <w:r>
+        <w:rPr>
+          <w:rFonts w:ascii="Times New Roman" w:hAnsi="Times New Roman" w:cs="Times New Roman"/>
           <w:b/>
           <w:bCs/>
           <w:sz w:val="28"/>
           <w:szCs w:val="28"/>
         </w:rPr>
-        <w:t>To Workspace</w:t>
-      </w:r>
-      <w:r>
-        <w:rPr>
-          <w:rFonts w:ascii="Times New Roman" w:hAnsi="Times New Roman" w:cs="Times New Roman"/>
-          <w:sz w:val="28"/>
-          <w:szCs w:val="28"/>
-        </w:rPr>
-        <w:t xml:space="preserve"> (Sinks) — сохранение данных в .</w:t>
-      </w:r>
-    </w:p>
-    <w:p>
-      <w:pPr>
-        <w:spacing w:after="0" w:line="360" w:lineRule="auto"/>
-        <w:ind w:firstLine="709"/>
-        <w:jc w:val="both"/>
-        <w:rPr>
-          <w:rFonts w:ascii="Times New Roman" w:hAnsi="Times New Roman" w:cs="Times New Roman"/>
-          <w:sz w:val="28"/>
-          <w:szCs w:val="28"/>
-          <w:lang w:val="en-US"/>
-        </w:rPr>
-      </w:pPr>
-      <w:r>
-        <w:rPr>
-          <w:rFonts w:ascii="Times New Roman" w:hAnsi="Times New Roman" w:cs="Times New Roman"/>
-          <w:sz w:val="28"/>
-          <w:szCs w:val="28"/>
-        </w:rPr>
-        <w:t xml:space="preserve">В настройках блока Random Number установлены параметры согласно варианту 3: </w:t>
-      </w:r>
-      <w:r>
-        <w:rPr>
-          <w:rFonts w:ascii="Times New Roman" w:hAnsi="Times New Roman" w:cs="Times New Roman"/>
-          <w:b/>
-          <w:bCs/>
-          <w:sz w:val="28"/>
-          <w:szCs w:val="28"/>
-        </w:rPr>
-        <w:t>Mean = 0</w:t>
-      </w:r>
-      <w:r>
-        <w:rPr>
-          <w:rFonts w:ascii="Times New Roman" w:hAnsi="Times New Roman" w:cs="Times New Roman"/>
-          <w:sz w:val="28"/>
-          <w:szCs w:val="28"/>
-        </w:rPr>
-        <w:t xml:space="preserve">, </w:t>
-      </w:r>
-      <w:r>
-        <w:rPr>
-          <w:rFonts w:ascii="Times New Roman" w:hAnsi="Times New Roman" w:cs="Times New Roman"/>
-          <w:b/>
-          <w:bCs/>
-          <w:sz w:val="28"/>
-          <w:szCs w:val="28"/>
-        </w:rPr>
-        <w:t>Variance = 5</w:t>
-      </w:r>
-      <w:r>
-        <w:rPr>
-          <w:rFonts w:ascii="Times New Roman" w:hAnsi="Times New Roman" w:cs="Times New Roman"/>
-          <w:sz w:val="28"/>
-          <w:szCs w:val="28"/>
-        </w:rPr>
-        <w:t xml:space="preserve">, </w:t>
-      </w:r>
-      <w:r>
-        <w:rPr>
-          <w:rFonts w:ascii="Times New Roman" w:hAnsi="Times New Roman" w:cs="Times New Roman"/>
-          <w:b/>
-          <w:bCs/>
-          <w:sz w:val="28"/>
-          <w:szCs w:val="28"/>
-        </w:rPr>
-        <w:t>Sample time = 0.01</w:t>
-      </w:r>
-      <w:r>
-        <w:rPr>
-          <w:rFonts w:ascii="Times New Roman" w:hAnsi="Times New Roman" w:cs="Times New Roman"/>
-          <w:sz w:val="28"/>
-          <w:szCs w:val="28"/>
-        </w:rPr>
-        <w:t>. В</w:t>
-      </w:r>
-      <w:r>
-        <w:rPr>
-          <w:rFonts w:ascii="Times New Roman" w:hAnsi="Times New Roman" w:cs="Times New Roman"/>
-          <w:sz w:val="28"/>
-          <w:szCs w:val="28"/>
-          <w:lang w:val="en-US"/>
-        </w:rPr>
-        <w:t xml:space="preserve"> </w:t>
-      </w:r>
-      <w:r>
-        <w:rPr>
-          <w:rFonts w:ascii="Times New Roman" w:hAnsi="Times New Roman" w:cs="Times New Roman"/>
-          <w:sz w:val="28"/>
-          <w:szCs w:val="28"/>
-        </w:rPr>
-        <w:t>настройках</w:t>
-      </w:r>
-      <w:r>
-        <w:rPr>
-          <w:rFonts w:ascii="Times New Roman" w:hAnsi="Times New Roman" w:cs="Times New Roman"/>
-          <w:sz w:val="28"/>
-          <w:szCs w:val="28"/>
-          <w:lang w:val="en-US"/>
-        </w:rPr>
-        <w:t xml:space="preserve"> </w:t>
-      </w:r>
-      <w:r>
-        <w:rPr>
-          <w:rFonts w:ascii="Times New Roman" w:hAnsi="Times New Roman" w:cs="Times New Roman"/>
-          <w:sz w:val="28"/>
-          <w:szCs w:val="28"/>
-        </w:rPr>
-        <w:t>блока</w:t>
-      </w:r>
-      <w:r>
-        <w:rPr>
-          <w:rFonts w:ascii="Times New Roman" w:hAnsi="Times New Roman" w:cs="Times New Roman"/>
-          <w:sz w:val="28"/>
-          <w:szCs w:val="28"/>
-          <w:lang w:val="en-US"/>
-        </w:rPr>
-        <w:t xml:space="preserve"> To Workspace: Variable name = noise_data, Save format = Array.</w:t>
-      </w:r>
-    </w:p>
-    <w:p>
-      <w:pPr>
-        <w:spacing w:after="0" w:line="360" w:lineRule="auto"/>
-        <w:ind w:firstLine="709"/>
-        <w:jc w:val="both"/>
-        <w:rPr>
-          <w:rFonts w:ascii="Times New Roman" w:hAnsi="Times New Roman" w:cs="Times New Roman"/>
-          <w:sz w:val="28"/>
-          <w:szCs w:val="28"/>
-        </w:rPr>
-      </w:pPr>
-      <w:r>
-        <w:rPr>
-          <w:rFonts w:ascii="Times New Roman" w:hAnsi="Times New Roman" w:cs="Times New Roman"/>
-          <w:sz w:val="28"/>
-          <w:szCs w:val="28"/>
-        </w:rPr>
-        <w:t>Время</w:t>
-      </w:r>
-      <w:r>
-        <w:rPr>
-          <w:rFonts w:ascii="Times New Roman" w:hAnsi="Times New Roman" w:cs="Times New Roman"/>
-          <w:sz w:val="28"/>
-          <w:szCs w:val="28"/>
-          <w:lang w:val="en-US"/>
-        </w:rPr>
-        <w:t xml:space="preserve"> </w:t>
-      </w:r>
-      <w:r>
-        <w:rPr>
-          <w:rFonts w:ascii="Times New Roman" w:hAnsi="Times New Roman" w:cs="Times New Roman"/>
-          <w:sz w:val="28"/>
-          <w:szCs w:val="28"/>
-        </w:rPr>
-        <w:t>симуляции</w:t>
-      </w:r>
-      <w:r>
-        <w:rPr>
-          <w:rFonts w:ascii="Times New Roman" w:hAnsi="Times New Roman" w:cs="Times New Roman"/>
-          <w:sz w:val="28"/>
-          <w:szCs w:val="28"/>
-          <w:lang w:val="en-US"/>
-        </w:rPr>
-        <w:t xml:space="preserve"> — </w:t>
-      </w:r>
-      <w:r>
-        <w:rPr>
-          <w:rFonts w:ascii="Times New Roman" w:hAnsi="Times New Roman" w:cs="Times New Roman"/>
-          <w:b/>
-          <w:bCs/>
-          <w:sz w:val="28"/>
-          <w:szCs w:val="28"/>
-          <w:lang w:val="en-US"/>
-        </w:rPr>
-        <w:t xml:space="preserve">100 </w:t>
-      </w:r>
-      <w:r>
-        <w:rPr>
-          <w:rFonts w:ascii="Times New Roman" w:hAnsi="Times New Roman" w:cs="Times New Roman"/>
-          <w:b/>
-          <w:bCs/>
-          <w:sz w:val="28"/>
-          <w:szCs w:val="28"/>
-        </w:rPr>
-        <w:t>секунд</w:t>
-      </w:r>
-      <w:r>
-        <w:rPr>
-          <w:rFonts w:ascii="Times New Roman" w:hAnsi="Times New Roman" w:cs="Times New Roman"/>
-          <w:sz w:val="28"/>
-          <w:szCs w:val="28"/>
-          <w:lang w:val="en-US"/>
-        </w:rPr>
-        <w:t>.</w:t>
+        <w:t xml:space="preserve">Рисунок 1 — Структурная схема модели: блок Random Number, соединённый с блоком To Workspace</w:t>
       </w:r>
     </w:p>
     <w:p>
@@ -2241,104 +1743,9 @@
           <w:bCs/>
           <w:sz w:val="28"/>
           <w:szCs w:val="28"/>
-        </w:rPr>
-        <w:t>Рисунок</w:t>
-      </w:r>
-      <w:r>
-        <w:rPr>
-          <w:rFonts w:ascii="Times New Roman" w:hAnsi="Times New Roman" w:cs="Times New Roman"/>
-          <w:b/>
-          <w:bCs/>
-          <w:sz w:val="28"/>
-          <w:szCs w:val="28"/>
           <w:lang w:val="en-US"/>
         </w:rPr>
-        <w:t xml:space="preserve"> </w:t>
-      </w:r>
-      <w:r>
-        <w:rPr>
-          <w:rFonts w:ascii="Times New Roman" w:hAnsi="Times New Roman" w:cs="Times New Roman"/>
-          <w:b/>
-          <w:bCs/>
-          <w:sz w:val="28"/>
-          <w:szCs w:val="28"/>
-          <w:lang w:val="en-US"/>
-        </w:rPr>
-        <w:t>1</w:t>
-      </w:r>
-      <w:r>
-        <w:rPr>
-          <w:rFonts w:ascii="Times New Roman" w:hAnsi="Times New Roman" w:cs="Times New Roman"/>
-          <w:b/>
-          <w:bCs/>
-          <w:sz w:val="28"/>
-          <w:szCs w:val="28"/>
-          <w:lang w:val="en-US"/>
-        </w:rPr>
-        <w:t xml:space="preserve"> — </w:t>
-      </w:r>
-      <w:r>
-        <w:rPr>
-          <w:rFonts w:ascii="Times New Roman" w:hAnsi="Times New Roman" w:cs="Times New Roman"/>
-          <w:b/>
-          <w:bCs/>
-          <w:sz w:val="28"/>
-          <w:szCs w:val="28"/>
-        </w:rPr>
-        <w:t>Окно</w:t>
-      </w:r>
-      <w:r>
-        <w:rPr>
-          <w:rFonts w:ascii="Times New Roman" w:hAnsi="Times New Roman" w:cs="Times New Roman"/>
-          <w:b/>
-          <w:bCs/>
-          <w:sz w:val="28"/>
-          <w:szCs w:val="28"/>
-          <w:lang w:val="en-US"/>
-        </w:rPr>
-        <w:t xml:space="preserve"> </w:t>
-      </w:r>
-      <w:r>
-        <w:rPr>
-          <w:rFonts w:ascii="Times New Roman" w:hAnsi="Times New Roman" w:cs="Times New Roman"/>
-          <w:b/>
-          <w:bCs/>
-          <w:sz w:val="28"/>
-          <w:szCs w:val="28"/>
-        </w:rPr>
-        <w:t>параметров</w:t>
-      </w:r>
-      <w:r>
-        <w:rPr>
-          <w:rFonts w:ascii="Times New Roman" w:hAnsi="Times New Roman" w:cs="Times New Roman"/>
-          <w:b/>
-          <w:bCs/>
-          <w:sz w:val="28"/>
-          <w:szCs w:val="28"/>
-          <w:lang w:val="en-US"/>
-        </w:rPr>
-        <w:t xml:space="preserve"> </w:t>
-      </w:r>
-      <w:r>
-        <w:rPr>
-          <w:rFonts w:ascii="Times New Roman" w:hAnsi="Times New Roman" w:cs="Times New Roman"/>
-          <w:b/>
-          <w:bCs/>
-          <w:sz w:val="28"/>
-          <w:szCs w:val="28"/>
-        </w:rPr>
-        <w:t>блока</w:t>
-      </w:r>
-      <w:r>
-        <w:rPr>
-          <w:rFonts w:ascii="Times New Roman" w:hAnsi="Times New Roman" w:cs="Times New Roman"/>
-          <w:b/>
-          <w:bCs/>
-          <w:sz w:val="28"/>
-          <w:szCs w:val="28"/>
-          <w:lang w:val="en-US"/>
-        </w:rPr>
-        <w:t xml:space="preserve"> Random Number (Mean = 0, Variance = 5, Sample time = 0.01)</w:t>
+        <w:t xml:space="preserve">Рисунок 2 — Окно параметров блока Random Number (Mean = 0, Variance = 5, Sample time = 0.01)</w:t>
       </w:r>
     </w:p>
     <w:p>
@@ -2408,20 +1815,24 @@
           <w:bCs/>
           <w:sz w:val="28"/>
           <w:szCs w:val="28"/>
-        </w:rPr>
-        <w:t>Рисунок</w:t>
-      </w:r>
-      <w:r>
+          <w:lang w:val="en-US"/>
+        </w:rPr>
+        <w:t xml:space="preserve">Рисунок 3 — Окно параметров блока To Workspace (Variable name = noise_data, Save format = Array)</w:t>
+      </w:r>
+    </w:p>
+    <w:p>
+      <w:pPr>
+        <w:spacing w:after="0" w:line="360" w:lineRule="auto"/>
+        <w:ind w:firstLine="709"/>
+        <w:jc w:val="both"/>
         <w:rPr>
           <w:rFonts w:ascii="Times New Roman" w:hAnsi="Times New Roman" w:cs="Times New Roman"/>
           <w:b/>
           <w:bCs/>
           <w:sz w:val="28"/>
           <w:szCs w:val="28"/>
-          <w:lang w:val="en-US"/>
-        </w:rPr>
-        <w:t xml:space="preserve"> </w:t>
-      </w:r>
+        </w:rPr>
+      </w:pPr>
       <w:r>
         <w:rPr>
           <w:rFonts w:ascii="Times New Roman" w:hAnsi="Times New Roman" w:cs="Times New Roman"/>
@@ -2429,107 +1840,8 @@
           <w:bCs/>
           <w:sz w:val="28"/>
           <w:szCs w:val="28"/>
-          <w:lang w:val="en-US"/>
-        </w:rPr>
-        <w:t>2</w:t>
-      </w:r>
-      <w:r>
-        <w:rPr>
-          <w:rFonts w:ascii="Times New Roman" w:hAnsi="Times New Roman" w:cs="Times New Roman"/>
-          <w:b/>
-          <w:bCs/>
-          <w:sz w:val="28"/>
-          <w:szCs w:val="28"/>
-          <w:lang w:val="en-US"/>
-        </w:rPr>
-        <w:t xml:space="preserve"> — </w:t>
-      </w:r>
-      <w:r>
-        <w:rPr>
-          <w:rFonts w:ascii="Times New Roman" w:hAnsi="Times New Roman" w:cs="Times New Roman"/>
-          <w:b/>
-          <w:bCs/>
-          <w:sz w:val="28"/>
-          <w:szCs w:val="28"/>
-        </w:rPr>
-        <w:t>Окно</w:t>
-      </w:r>
-      <w:r>
-        <w:rPr>
-          <w:rFonts w:ascii="Times New Roman" w:hAnsi="Times New Roman" w:cs="Times New Roman"/>
-          <w:b/>
-          <w:bCs/>
-          <w:sz w:val="28"/>
-          <w:szCs w:val="28"/>
-          <w:lang w:val="en-US"/>
-        </w:rPr>
-        <w:t xml:space="preserve"> </w:t>
-      </w:r>
-      <w:r>
-        <w:rPr>
-          <w:rFonts w:ascii="Times New Roman" w:hAnsi="Times New Roman" w:cs="Times New Roman"/>
-          <w:b/>
-          <w:bCs/>
-          <w:sz w:val="28"/>
-          <w:szCs w:val="28"/>
-        </w:rPr>
-        <w:t>параметров</w:t>
-      </w:r>
-      <w:r>
-        <w:rPr>
-          <w:rFonts w:ascii="Times New Roman" w:hAnsi="Times New Roman" w:cs="Times New Roman"/>
-          <w:b/>
-          <w:bCs/>
-          <w:sz w:val="28"/>
-          <w:szCs w:val="28"/>
-          <w:lang w:val="en-US"/>
-        </w:rPr>
-        <w:t xml:space="preserve"> </w:t>
-      </w:r>
-      <w:r>
-        <w:rPr>
-          <w:rFonts w:ascii="Times New Roman" w:hAnsi="Times New Roman" w:cs="Times New Roman"/>
-          <w:b/>
-          <w:bCs/>
-          <w:sz w:val="28"/>
-          <w:szCs w:val="28"/>
-        </w:rPr>
-        <w:t>блока</w:t>
-      </w:r>
-      <w:r>
-        <w:rPr>
-          <w:rFonts w:ascii="Times New Roman" w:hAnsi="Times New Roman" w:cs="Times New Roman"/>
-          <w:b/>
-          <w:bCs/>
-          <w:sz w:val="28"/>
-          <w:szCs w:val="28"/>
-          <w:lang w:val="en-US"/>
-        </w:rPr>
-        <w:t xml:space="preserve"> To Workspace (Variable name = noise_data, Save format = Array)</w:t>
-      </w:r>
-    </w:p>
-    <w:p>
-      <w:pPr>
-        <w:spacing w:after="0" w:line="360" w:lineRule="auto"/>
-        <w:ind w:firstLine="709"/>
-        <w:jc w:val="both"/>
-        <w:rPr>
-          <w:rFonts w:ascii="Times New Roman" w:hAnsi="Times New Roman" w:cs="Times New Roman"/>
-          <w:b/>
-          <w:bCs/>
-          <w:sz w:val="28"/>
-          <w:szCs w:val="28"/>
-        </w:rPr>
-      </w:pPr>
-      <w:r>
-        <w:rPr>
-          <w:rFonts w:ascii="Times New Roman" w:hAnsi="Times New Roman" w:cs="Times New Roman"/>
-          <w:b/>
-          <w:bCs/>
-          <w:sz w:val="28"/>
-          <w:szCs w:val="28"/>
-        </w:rPr>
-        <w:t>3.2. -скрипт</w:t>
+        </w:rPr>
+        <w:t>3.2. MATLAB-скрипт</w:t>
       </w:r>
     </w:p>
     <w:p>
@@ -2554,8 +1866,6 @@
       <w:r>
         <w:rPr>
           <w:rFonts w:ascii="Times New Roman" w:hAnsi="Times New Roman" w:cs="Times New Roman"/>
-          <w:b/>
-          <w:bCs/>
           <w:sz w:val="28"/>
           <w:szCs w:val="28"/>
         </w:rPr>
@@ -2668,7 +1978,7 @@
           <w:sz w:val="28"/>
           <w:szCs w:val="28"/>
         </w:rPr>
-        <w:t>Затем рассчитаны статистические характеристики с помощью встроенных функций :</w:t>
+        <w:t>Затем рассчитаны статистические характеристики с помощью встроенных функций MATLAB:</w:t>
       </w:r>
     </w:p>
     <w:p>
@@ -2905,8 +2215,6 @@
       <w:r>
         <w:rPr>
           <w:rFonts w:ascii="Times New Roman" w:hAnsi="Times New Roman" w:cs="Times New Roman"/>
-          <w:b/>
-          <w:bCs/>
           <w:sz w:val="28"/>
           <w:szCs w:val="28"/>
         </w:rPr>
@@ -2923,8 +2231,6 @@
       <w:r>
         <w:rPr>
           <w:rFonts w:ascii="Times New Roman" w:hAnsi="Times New Roman" w:cs="Times New Roman"/>
-          <w:b/>
-          <w:bCs/>
           <w:sz w:val="28"/>
           <w:szCs w:val="28"/>
         </w:rPr>
@@ -3005,27 +2311,7 @@
           <w:sz w:val="28"/>
           <w:szCs w:val="28"/>
         </w:rPr>
-        <w:t xml:space="preserve">Рисунок </w:t>
-      </w:r>
-      <w:r>
-        <w:rPr>
-          <w:rFonts w:ascii="Times New Roman" w:hAnsi="Times New Roman" w:cs="Times New Roman"/>
-          <w:b/>
-          <w:bCs/>
-          <w:sz w:val="28"/>
-          <w:szCs w:val="28"/>
-        </w:rPr>
-        <w:t>3</w:t>
-      </w:r>
-      <w:r>
-        <w:rPr>
-          <w:rFonts w:ascii="Times New Roman" w:hAnsi="Times New Roman" w:cs="Times New Roman"/>
-          <w:b/>
-          <w:bCs/>
-          <w:sz w:val="28"/>
-          <w:szCs w:val="28"/>
-        </w:rPr>
-        <w:t xml:space="preserve"> — Результаты расчётов в Command Window</w:t>
+        <w:t xml:space="preserve">Рисунок 4 — Результаты расчётов в Command Window</w:t>
       </w:r>
     </w:p>
     <w:p>
@@ -3553,27 +2839,7 @@
           <w:sz w:val="28"/>
           <w:szCs w:val="28"/>
         </w:rPr>
-        <w:t xml:space="preserve">Рисунок </w:t>
-      </w:r>
-      <w:r>
-        <w:rPr>
-          <w:rFonts w:ascii="Times New Roman" w:hAnsi="Times New Roman" w:cs="Times New Roman"/>
-          <w:b/>
-          <w:bCs/>
-          <w:sz w:val="28"/>
-          <w:szCs w:val="28"/>
-        </w:rPr>
-        <w:t>4</w:t>
-      </w:r>
-      <w:r>
-        <w:rPr>
-          <w:rFonts w:ascii="Times New Roman" w:hAnsi="Times New Roman" w:cs="Times New Roman"/>
-          <w:b/>
-          <w:bCs/>
-          <w:sz w:val="28"/>
-          <w:szCs w:val="28"/>
-        </w:rPr>
-        <w:t xml:space="preserve"> — Гистограмма распределения и теоретическая плотность нормального распределения (вариант 3)</w:t>
+        <w:t xml:space="preserve">Рисунок 5 — Гистограмма распределения и теоретическая плотность нормального распределения (вариант 3)</w:t>
       </w:r>
     </w:p>
     <w:p>
@@ -3647,8 +2913,6 @@
       <w:r>
         <w:rPr>
           <w:rFonts w:ascii="Times New Roman" w:hAnsi="Times New Roman" w:cs="Times New Roman"/>
-          <w:b/>
-          <w:bCs/>
           <w:sz w:val="28"/>
           <w:szCs w:val="28"/>
         </w:rPr>
@@ -3665,8 +2929,6 @@
       <w:r>
         <w:rPr>
           <w:rFonts w:ascii="Times New Roman" w:hAnsi="Times New Roman" w:cs="Times New Roman"/>
-          <w:b/>
-          <w:bCs/>
           <w:sz w:val="28"/>
           <w:szCs w:val="28"/>
         </w:rPr>
@@ -3683,8 +2945,6 @@
       <w:r>
         <w:rPr>
           <w:rFonts w:ascii="Times New Roman" w:hAnsi="Times New Roman" w:cs="Times New Roman"/>
-          <w:b/>
-          <w:bCs/>
           <w:sz w:val="28"/>
           <w:szCs w:val="28"/>
         </w:rPr>
@@ -3720,13 +2980,11 @@
           <w:sz w:val="28"/>
           <w:szCs w:val="28"/>
         </w:rPr>
-        <w:t xml:space="preserve">Данные выгружены в  через блок </w:t>
-      </w:r>
-      <w:r>
-        <w:rPr>
-          <w:rFonts w:ascii="Times New Roman" w:hAnsi="Times New Roman" w:cs="Times New Roman"/>
-          <w:b/>
-          <w:bCs/>
+        <w:t xml:space="preserve">Данные выгружены в рабочее пространство MATLAB через блок </w:t>
+      </w:r>
+      <w:r>
+        <w:rPr>
+          <w:rFonts w:ascii="Times New Roman" w:hAnsi="Times New Roman" w:cs="Times New Roman"/>
           <w:sz w:val="28"/>
           <w:szCs w:val="28"/>
         </w:rPr>
@@ -3783,8 +3041,6 @@
       <w:r>
         <w:rPr>
           <w:rFonts w:ascii="Times New Roman" w:hAnsi="Times New Roman" w:cs="Times New Roman"/>
-          <w:b/>
-          <w:bCs/>
           <w:sz w:val="28"/>
           <w:szCs w:val="28"/>
         </w:rPr>
@@ -3817,8 +3073,6 @@
       <w:r>
         <w:rPr>
           <w:rFonts w:ascii="Times New Roman" w:hAnsi="Times New Roman" w:cs="Times New Roman"/>
-          <w:b/>
-          <w:bCs/>
           <w:sz w:val="28"/>
           <w:szCs w:val="28"/>
         </w:rPr>
@@ -3851,8 +3105,6 @@
       <w:r>
         <w:rPr>
           <w:rFonts w:ascii="Times New Roman" w:hAnsi="Times New Roman" w:cs="Times New Roman"/>
-          <w:b/>
-          <w:bCs/>
           <w:sz w:val="28"/>
           <w:szCs w:val="28"/>
         </w:rPr>
@@ -3893,8 +3145,6 @@
       <w:r>
         <w:rPr>
           <w:rFonts w:ascii="Times New Roman" w:hAnsi="Times New Roman" w:cs="Times New Roman"/>
-          <w:b/>
-          <w:bCs/>
           <w:sz w:val="28"/>
           <w:szCs w:val="28"/>
         </w:rPr>
@@ -3911,8 +3161,6 @@
       <w:r>
         <w:rPr>
           <w:rFonts w:ascii="Times New Roman" w:hAnsi="Times New Roman" w:cs="Times New Roman"/>
-          <w:b/>
-          <w:bCs/>
           <w:sz w:val="28"/>
           <w:szCs w:val="28"/>
         </w:rPr>
@@ -3953,8 +3201,6 @@
       <w:r>
         <w:rPr>
           <w:rFonts w:ascii="Times New Roman" w:hAnsi="Times New Roman" w:cs="Times New Roman"/>
-          <w:b/>
-          <w:bCs/>
           <w:sz w:val="28"/>
           <w:szCs w:val="28"/>
         </w:rPr>
@@ -3971,8 +3217,6 @@
       <w:r>
         <w:rPr>
           <w:rFonts w:ascii="Times New Roman" w:hAnsi="Times New Roman" w:cs="Times New Roman"/>
-          <w:b/>
-          <w:bCs/>
           <w:sz w:val="28"/>
           <w:szCs w:val="28"/>
         </w:rPr>
@@ -3985,106 +3229,6 @@
           <w:szCs w:val="28"/>
         </w:rPr>
         <w:t>, что подтверждает: генератор Random Number действительно моделирует нормальное распределение.</w:t>
-      </w:r>
-    </w:p>
-    <w:p>
-      <w:pPr>
-        <w:spacing w:after="0" w:line="360" w:lineRule="auto"/>
-        <w:ind w:left="709"/>
-        <w:jc w:val="center"/>
-        <w:rPr>
-          <w:rFonts w:ascii="Times New Roman" w:hAnsi="Times New Roman" w:cs="Times New Roman"/>
-          <w:sz w:val="28"/>
-          <w:szCs w:val="28"/>
-        </w:rPr>
-      </w:pPr>
-      <w:r>
-        <w:drawing>
-          <wp:inline distT="0" distB="0" distL="0" distR="0" wp14:anchorId="31F20971" wp14:editId="2D61075F">
-            <wp:extent cx="2838846" cy="1876687"/>
-            <wp:effectExtent l="0" t="0" r="0" b="9525"/>
-            <wp:docPr id="129004256" name="Рисунок 1"/>
-            <wp:cNvGraphicFramePr>
-              <a:graphicFrameLocks xmlns:a="http://schemas.openxmlformats.org/drawingml/2006/main" noChangeAspect="1"/>
-            </wp:cNvGraphicFramePr>
-            <a:graphic xmlns:a="http://schemas.openxmlformats.org/drawingml/2006/main">
-              <a:graphicData uri="http://schemas.openxmlformats.org/drawingml/2006/picture">
-                <pic:pic xmlns:pic="http://schemas.openxmlformats.org/drawingml/2006/picture">
-                  <pic:nvPicPr>
-                    <pic:cNvPr id="129004256" name=""/>
-                    <pic:cNvPicPr/>
-                  </pic:nvPicPr>
-                  <pic:blipFill>
-                    <a:blip r:embed="rId13"/>
-                    <a:stretch>
-                      <a:fillRect/>
-                    </a:stretch>
-                  </pic:blipFill>
-                  <pic:spPr>
-                    <a:xfrm>
-                      <a:off x="0" y="0"/>
-                      <a:ext cx="2838846" cy="1876687"/>
-                    </a:xfrm>
-                    <a:prstGeom prst="rect">
-                      <a:avLst/>
-                    </a:prstGeom>
-                  </pic:spPr>
-                </pic:pic>
-              </a:graphicData>
-            </a:graphic>
-          </wp:inline>
-        </w:drawing>
-      </w:r>
-    </w:p>
-    <w:p>
-      <w:pPr>
-        <w:spacing w:after="0" w:line="360" w:lineRule="auto"/>
-        <w:jc w:val="center"/>
-        <w:rPr>
-          <w:rFonts w:ascii="Times New Roman" w:hAnsi="Times New Roman" w:cs="Times New Roman"/>
-          <w:sz w:val="28"/>
-          <w:szCs w:val="28"/>
-        </w:rPr>
-      </w:pPr>
-      <w:r>
-        <w:rPr>
-          <w:rFonts w:ascii="Times New Roman" w:hAnsi="Times New Roman" w:cs="Times New Roman"/>
-          <w:b/>
-          <w:bCs/>
-          <w:sz w:val="28"/>
-          <w:szCs w:val="28"/>
-        </w:rPr>
-        <w:t xml:space="preserve">Рисунок </w:t>
-      </w:r>
-      <w:r>
-        <w:rPr>
-          <w:rFonts w:ascii="Times New Roman" w:hAnsi="Times New Roman" w:cs="Times New Roman"/>
-          <w:b/>
-          <w:bCs/>
-          <w:sz w:val="28"/>
-          <w:szCs w:val="28"/>
-        </w:rPr>
-        <w:t>5</w:t>
-      </w:r>
-      <w:r>
-        <w:rPr>
-          <w:rFonts w:ascii="Times New Roman" w:hAnsi="Times New Roman" w:cs="Times New Roman"/>
-          <w:b/>
-          <w:bCs/>
-          <w:sz w:val="28"/>
-          <w:szCs w:val="28"/>
-        </w:rPr>
-        <w:t xml:space="preserve"> — </w:t>
-      </w:r>
-      <w:r>
-        <w:rPr>
-          <w:rFonts w:ascii="Times New Roman" w:hAnsi="Times New Roman" w:cs="Times New Roman"/>
-          <w:b/>
-          <w:bCs/>
-          <w:sz w:val="28"/>
-          <w:szCs w:val="28"/>
-        </w:rPr>
-        <w:t>Построена следующая схема</w:t>
       </w:r>
     </w:p>
     <w:p>
